--- a/05_Website_Angular/docs/reviewer-pack/Linaw-PH-The-Study.docx
+++ b/05_Website_Angular/docs/reviewer-pack/Linaw-PH-The-Study.docx
@@ -436,7 +436,7 @@
           <w:b w:val="0"/>
           <w:i w:val="0"/>
         </w:rPr>
-        <w:t>The mechanism  Score = (S × 0.50 + E × 0.25 + X × 0.25) × 100, half-up; strong ≥ 80, possible 50–79, related &lt; 50; weights held as configuration, not code</w:t>
+        <w:t>The mechanism  Score = (S × 0.50 + E × 0.25 + X × 0.25 + C × 0) × 100, half-up; strong ≥ 80, possible 50–79, related &lt; 50; weights held as configuration, not code. C is certificates and its weight is zero by default, so the published split is 50/25/25 across three unless a recruiter gives certificates a share of one opening</w:t>
       </w:r>
     </w:p>
     <w:p>

--- a/05_Website_Angular/docs/reviewer-pack/Linaw-PH-The-Study.docx
+++ b/05_Website_Angular/docs/reviewer-pack/Linaw-PH-The-Study.docx
@@ -1153,7 +1153,7 @@
           <w:b w:val="0"/>
           <w:i w:val="0"/>
         </w:rPr>
-        <w:t>· Out of scope  no machine learning in scoring · three score components only, so certifications, projects, languages and references are stored and shown but never scored · partner-company openings only, no scraping · one company · never rejects automatically, enforced structurally · no verification that applicants tell the truth · recruitment stage only · free · no maintenance after the project · browser only.</w:t>
+        <w:t>· Out of scope  no machine learning in scoring · three score components, plus a fourth for certificates that is weighted zero unless a recruiter asks for it; projects, languages and references are stored and shown but never scored · partner-company openings only, no scraping · one company · never rejects automatically, enforced structurally · no verification that applicants tell the truth · recruitment stage only · free · no maintenance after the project · browser only.</w:t>
       </w:r>
     </w:p>
     <w:p>
@@ -9939,7 +9939,7 @@
           <w:b w:val="0"/>
           <w:i w:val="0"/>
         </w:rPr>
-        <w:t>Three levels. 51 automated tests cover the matching engine, including a sweep of 500 randomly generated résumé-and-posting pairs proving the browser and the server compute identical scores. 53 more start the real server against a temporary database and drive it over HTTP to test access control and the application rules. Both run on every code change through continuous integration. On top of that is the ISO 25010 evaluation with fifty-five respondents across three groups.</w:t>
+        <w:t>Three levels. 56 automated tests cover the matching engine, including a sweep of 500 randomly generated résumé-and-posting pairs proving the browser and the server compute identical scores. 55 more start the real server against a temporary database and drive it over HTTP to test access control and the application rules. Both run on every code change through continuous integration. On top of that is the ISO 25010 evaluation with fifty-five respondents across three groups.</w:t>
       </w:r>
     </w:p>
     <w:p>

--- a/05_Website_Angular/docs/reviewer-pack/Linaw-PH-The-Study.docx
+++ b/05_Website_Angular/docs/reviewer-pack/Linaw-PH-The-Study.docx
@@ -4452,7 +4452,7 @@
         <w:t>“Where they used it.</w:t>
         <w:br/>
         <w:br/>
-        <w:t>The answer has to point at something already on their own resume — a job, a project, a certification, or a course. It is a dropdown built from what they have already written. Never a free text box.</w:t>
+        <w:t>The answer has to point at something already on their own resume — a job, a project, a certification, a course, or the file they uploaded. It is a dropdown built from what they have already written. Never a free text box, and the uploaded file is on it so an imported resume is not worth less than a typed one.</w:t>
         <w:br/>
         <w:br/>
         <w:t>A matched skill with a source counts in full. One without still counts, at half.”</w:t>
@@ -4518,7 +4518,7 @@
           <w:b w:val="0"/>
           <w:i w:val="0"/>
         </w:rPr>
-        <w:t>Follow-up trap — “So a determined applicant can still game it.” Yes. Concede it in one sentence and give the three answers that bound it: half credit, the frozen ranking score, and the evidence panel the recruiter reads. A defence that claims the exploit is closed invites the panelist to close it themselves on the spot.</w:t>
+        <w:t>Follow-up trap — “So a determined applicant can still game it.” Yes. Concede it in one sentence and give the three answers that bound it: half credit, the frozen ranking score, and the evidence panel the recruiter reads. A defence that claims the exploit is closed invites the panelist to close it themselves on the spot. Add the newest one before a panelist finds it: an applicant may now point a skill at the resume file they uploaded, and nothing checks that the file really contains it. What bounds that is the file being sent to the recruiter with the application, so it is a claim they can open and read.</w:t>
       </w:r>
     </w:p>
     <w:p>
@@ -9939,7 +9939,7 @@
           <w:b w:val="0"/>
           <w:i w:val="0"/>
         </w:rPr>
-        <w:t>Three levels. 56 automated tests cover the matching engine, including a sweep of 500 randomly generated résumé-and-posting pairs proving the browser and the server compute identical scores. 55 more start the real server against a temporary database and drive it over HTTP to test access control and the application rules. Both run on every code change through continuous integration. On top of that is the ISO 25010 evaluation with fifty-five respondents across three groups.</w:t>
+        <w:t>Three levels. 59 automated tests cover the matching engine, including a sweep of 500 randomly generated résumé-and-posting pairs proving the browser and the server compute identical scores. 55 more start the real server against a temporary database and drive it over HTTP to test access control and the application rules. Both run on every code change through continuous integration. On top of that is the ISO 25010 evaluation with fifty-five respondents across three groups.</w:t>
       </w:r>
     </w:p>
     <w:p>

--- a/05_Website_Angular/docs/reviewer-pack/Linaw-PH-The-Study.docx
+++ b/05_Website_Angular/docs/reviewer-pack/Linaw-PH-The-Study.docx
@@ -9939,7 +9939,7 @@
           <w:b w:val="0"/>
           <w:i w:val="0"/>
         </w:rPr>
-        <w:t>Three levels. 59 automated tests cover the matching engine, including a sweep of 500 randomly generated résumé-and-posting pairs proving the browser and the server compute identical scores. 55 more start the real server against a temporary database and drive it over HTTP to test access control and the application rules. Both run on every code change through continuous integration. On top of that is the ISO 25010 evaluation with fifty-five respondents across three groups.</w:t>
+        <w:t>Three levels. 59 automated tests cover the matching engine, including a sweep of 500 randomly generated résumé-and-posting pairs proving the browser and the server compute identical scores. 56 more start the real server against a temporary database and drive it over HTTP to test access control and the application rules. Both run on every code change through continuous integration. On top of that is the ISO 25010 evaluation with fifty-five respondents across three groups.</w:t>
       </w:r>
     </w:p>
     <w:p>

--- a/05_Website_Angular/docs/reviewer-pack/Linaw-PH-The-Study.docx
+++ b/05_Website_Angular/docs/reviewer-pack/Linaw-PH-The-Study.docx
@@ -436,7 +436,7 @@
           <w:b w:val="0"/>
           <w:i w:val="0"/>
         </w:rPr>
-        <w:t>The mechanism  Score = (S × 0.50 + E × 0.25 + X × 0.25 + C × 0) × 100, half-up; strong ≥ 80, possible 50–79, related &lt; 50; weights held as configuration, not code. C is certificates and its weight is zero by default, so the published split is 50/25/25 across three unless a recruiter gives certificates a share of one opening</w:t>
+        <w:t>The mechanism  Score = (S × 0.50 + E × 0.25 + X × 0.25 + C × 0) × 100, half-up; strong ≥ 80, possible 50–79, related &lt; 50; weights held as configuration, not code, and set per opening. C is certificates and its weight is zero by default, so the default split is 50/25/25 across three unless a recruiter changes the balance or gives certificates a share of one opening</w:t>
       </w:r>
     </w:p>
     <w:p>
@@ -1749,7 +1749,7 @@
           <w:b w:val="0"/>
           <w:i w:val="0"/>
         </w:rPr>
-        <w:t>· Three levels  automated regression across eight suites · browser walkthroughs making 120+ checks across every page, all three accounts, light and dark modes and a 390-pixel width · the evaluation with users.</w:t>
+        <w:t>· Three levels  automated regression across ten suites · browser walkthroughs making 120+ checks across every page, all three accounts, light and dark modes and a 390-pixel width · the evaluation with users.</w:t>
       </w:r>
     </w:p>
     <w:p>

--- a/05_Website_Angular/docs/reviewer-pack/Linaw-PH-The-Study.docx
+++ b/05_Website_Angular/docs/reviewer-pack/Linaw-PH-The-Study.docx
@@ -1749,7 +1749,7 @@
           <w:b w:val="0"/>
           <w:i w:val="0"/>
         </w:rPr>
-        <w:t>· Three levels  automated regression across ten suites · browser walkthroughs making 120+ checks across every page, all three accounts, light and dark modes and a 390-pixel width · the evaluation with users.</w:t>
+        <w:t>· Three levels  automated regression across eleven suites · browser walkthroughs making 120+ checks across every page, all three accounts, light and dark modes and a 390-pixel width · the evaluation with users.</w:t>
       </w:r>
     </w:p>
     <w:p>

--- a/05_Website_Angular/docs/reviewer-pack/Linaw-PH-The-Study.docx
+++ b/05_Website_Angular/docs/reviewer-pack/Linaw-PH-The-Study.docx
@@ -1201,7 +1201,7 @@
           <w:b w:val="0"/>
           <w:i w:val="0"/>
         </w:rPr>
-        <w:t>Vocabulary coverage  52 aliases → 25 canonical forms; 18 of the 25 seeded terms (72.0 percent) have a synonym. The seven without: Git, Windows, Canva, Copywriting, Organization, Recruitment, Scheduling. The only measured result in the paper — re-measured after the partner changed, and it ROSE, 63.6 → 72.0.</w:t>
+        <w:t>Vocabulary coverage  223 aliases → 104 canonical forms; 85 of the 104 seeded terms (81.7 percent) have a synonym. Nineteen without, mostly product names: Git, Windows, Canva, Linux, PHP, Figma, WordPress. The only measured result in the paper — re-measured twice as the catalogue grew, and it ROSE each time, 63.6 → 72.0 → 81.7.</w:t>
       </w:r>
     </w:p>
     <w:p>
